--- a/data/revised_2026-10_full/outputs/v2/Maths/SS3.4_Linear_Motion/Mathematics_Linear_Motion_FinalExplanation.docx
+++ b/data/revised_2026-10_full/outputs/v2/Maths/SS3.4_Linear_Motion/Mathematics_Linear_Motion_FinalExplanation.docx
@@ -3511,7 +3511,7 @@
         </w:rPr>
         <w:t xml:space="preserve">© 2026 SeaVuria and ARES. This work is licensed under a </w:t>
       </w:r>
-      <w:hyperlink w:history="1" r:id="rIdh3jdwn2tmkcfktfp2nbae">
+      <w:hyperlink w:history="1" r:id="rIdqfwogkhknvdfqrgbfq4b3">
         <w:r>
           <w:rPr>
             <w:rFonts w:ascii="Arial" w:cs="Arial" w:eastAsia="Arial" w:hAnsi="Arial"/>
@@ -3531,7 +3531,7 @@
         </w:rPr>
         <w:t xml:space="preserve"> (</w:t>
       </w:r>
-      <w:hyperlink w:history="1" r:id="rIdq8rlbrj9kzfr70rh4a7rn">
+      <w:hyperlink w:history="1" r:id="rIduz17o5hmxmnvo5ustopvy">
         <w:r>
           <w:rPr>
             <w:rFonts w:ascii="Arial" w:cs="Arial" w:eastAsia="Arial" w:hAnsi="Arial"/>
@@ -3551,7 +3551,7 @@
         </w:rPr>
         <w:t xml:space="preserve">). To view a copy of this license, visit </w:t>
       </w:r>
-      <w:hyperlink w:history="1" r:id="rIdafxd736mze17wtaqzfwp0">
+      <w:hyperlink w:history="1" r:id="rIdzej-zugqdlgpscbbg-vpd">
         <w:r>
           <w:rPr>
             <w:rFonts w:ascii="Arial" w:cs="Arial" w:eastAsia="Arial" w:hAnsi="Arial"/>
